--- a/downloads/student/Unit 02/Handout 02.09 - Budget Builder and Scenario Cards.docx
+++ b/downloads/student/Unit 02/Handout 02.09 - Budget Builder and Scenario Cards.docx
@@ -1108,7 +1108,7 @@
         <w:pStyle w:val="FirstParagraph"/>
       </w:pPr>
       <w:r>
-        <w:t xml:space="preserve">All prices are Long Island prices for 2026 and marked. Every person on these cards is made up.</w:t>
+        <w:t xml:space="preserve">All prices are Long Island prices for 2026 and to be refreshed before teaching. Every person on these cards is made up.</w:t>
       </w:r>
     </w:p>
     <w:p>
